--- a/03_Outputs/final scripts/fr/Module 2/2.2.0-fr.docx
+++ b/03_Outputs/final scripts/fr/Module 2/2.2.0-fr.docx
@@ -24,7 +24,7 @@
     </w:p>
     <w:p>
       <w:r>
-        <w:t xml:space="preserve">Nous discuterons également de certains des principaux obstacles à la progression, notamment l'infrastructure inadéquate, les perturbations de la chaîne d'approvisionnement, la répartition biaisée des investissements, et les défaillances politiques ou de gouvernance.  </w:t>
+        <w:t xml:space="preserve">Nous discuterons aussi de certains des principaux obstacles à la progression, notamment l'infrastructure insuffisante, les perturbations des chaînes d'approvisionnement, la répartition biaisée des investissements, et les défaillances politiques ou de gouvernance.  </w:t>
       </w:r>
     </w:p>
     <w:p>
@@ -34,7 +34,7 @@
     </w:p>
     <w:p>
       <w:r>
-        <w:t>Ce chapitre prépare le terrain pour comprendre où en est le monde aujourd'hui — et les opportunités de développement qui s'offrent pour combler le déficit énergétique.</w:t>
+        <w:t>Ce chapitre prépare le terrain pour comprendre où en est le monde aujourd'hui — et les opportunités de développement qui s'offrent pour réduire le déficit énergétique.</w:t>
       </w:r>
     </w:p>
     <w:sectPr>
